--- a/DebjaniSarma_Resume.docx
+++ b/DebjaniSarma_Resume.docx
@@ -1,6 +1,6 @@
 
 <file path=word/document.xml><?xml version="1.0" encoding="utf-8"?>
-<w:document xmlns:wpc="http://schemas.microsoft.com/office/word/2010/wordprocessingCanvas" xmlns:cx="http://schemas.microsoft.com/office/drawing/2014/chartex" xmlns:cx1="http://schemas.microsoft.com/office/drawing/2015/9/8/chartex" xmlns:cx2="http://schemas.microsoft.com/office/drawing/2015/10/21/chartex" xmlns:cx3="http://schemas.microsoft.com/office/drawing/2016/5/9/chartex" xmlns:cx4="http://schemas.microsoft.com/office/drawing/2016/5/10/chartex" xmlns:cx5="http://schemas.microsoft.com/office/drawing/2016/5/11/chartex" xmlns:cx6="http://schemas.microsoft.com/office/drawing/2016/5/12/chartex" xmlns:cx7="http://schemas.microsoft.com/office/drawing/2016/5/13/chartex" xmlns:cx8="http://schemas.microsoft.com/office/drawing/2016/5/14/chartex" xmlns:mc="http://schemas.openxmlformats.org/markup-compatibility/2006" xmlns:aink="http://schemas.microsoft.com/office/drawing/2016/ink" xmlns:am3d="http://schemas.microsoft.com/office/drawing/2017/model3d" xmlns:o="urn:schemas-microsoft-com:office:office" xmlns:oel="http://schemas.microsoft.com/office/2019/extlst" xmlns:r="http://schemas.openxmlformats.org/officeDocument/2006/relationships" xmlns:m="http://schemas.openxmlformats.org/officeDocument/2006/math" xmlns:v="urn:schemas-microsoft-com:vml" xmlns:wp14="http://schemas.microsoft.com/office/word/2010/wordprocessingDrawing" xmlns:wp="http://schemas.openxmlformats.org/drawingml/2006/wordprocessingDrawing" xmlns:w10="urn:schemas-microsoft-com:office:word" xmlns:w="http://schemas.openxmlformats.org/wordprocessingml/2006/main" xmlns:w14="http://schemas.microsoft.com/office/word/2010/wordml" xmlns:w15="http://schemas.microsoft.com/office/word/2012/wordml" xmlns:w16cex="http://schemas.microsoft.com/office/word/2018/wordml/cex" xmlns:w16cid="http://schemas.microsoft.com/office/word/2016/wordml/cid" xmlns:w16="http://schemas.microsoft.com/office/word/2018/wordml" xmlns:w16du="http://schemas.microsoft.com/office/word/2023/wordml/word16du" xmlns:w16sdtdh="http://schemas.microsoft.com/office/word/2020/wordml/sdtdatahash" xmlns:w16sdtfl="http://schemas.microsoft.com/office/word/2024/wordml/sdtformatlock" xmlns:w16se="http://schemas.microsoft.com/office/word/2015/wordml/symex" xmlns:wpg="http://schemas.microsoft.com/office/word/2010/wordprocessingGroup" xmlns:wpi="http://schemas.microsoft.com/office/word/2010/wordprocessingInk" xmlns:wne="http://schemas.microsoft.com/office/word/2006/wordml" xmlns:wps="http://schemas.microsoft.com/office/word/2010/wordprocessingShape" mc:Ignorable="w14 w15 w16se w16cid w16 w16cex w16sdtdh w16sdtfl w16du wp14">
+<w:document xmlns:wpc="http://schemas.microsoft.com/office/word/2010/wordprocessingCanvas" xmlns:cx="http://schemas.microsoft.com/office/drawing/2014/chartex" xmlns:cx1="http://schemas.microsoft.com/office/drawing/2015/9/8/chartex" xmlns:cx2="http://schemas.microsoft.com/office/drawing/2015/10/21/chartex" xmlns:cx3="http://schemas.microsoft.com/office/drawing/2016/5/9/chartex" xmlns:cx4="http://schemas.microsoft.com/office/drawing/2016/5/10/chartex" xmlns:cx5="http://schemas.microsoft.com/office/drawing/2016/5/11/chartex" xmlns:cx6="http://schemas.microsoft.com/office/drawing/2016/5/12/chartex" xmlns:cx7="http://schemas.microsoft.com/office/drawing/2016/5/13/chartex" xmlns:cx8="http://schemas.microsoft.com/office/drawing/2016/5/14/chartex" xmlns:mc="http://schemas.openxmlformats.org/markup-compatibility/2006" xmlns:aink="http://schemas.microsoft.com/office/drawing/2016/ink" xmlns:am3d="http://schemas.microsoft.com/office/drawing/2017/model3d" xmlns:o="urn:schemas-microsoft-com:office:office" xmlns:oel="http://schemas.microsoft.com/office/2019/extlst" xmlns:r="http://schemas.openxmlformats.org/officeDocument/2006/relationships" xmlns:m="http://schemas.openxmlformats.org/officeDocument/2006/math" xmlns:v="urn:schemas-microsoft-com:vml" xmlns:wp14="http://schemas.microsoft.com/office/word/2010/wordprocessingDrawing" xmlns:wp="http://schemas.openxmlformats.org/drawingml/2006/wordprocessingDrawing" xmlns:w10="urn:schemas-microsoft-com:office:word" xmlns:w="http://schemas.openxmlformats.org/wordprocessingml/2006/main" xmlns:w14="http://schemas.microsoft.com/office/word/2010/wordml" xmlns:w15="http://schemas.microsoft.com/office/word/2012/wordml" xmlns:w16cei="http://schemas.microsoft.com/office/word/2026/wordml/cei" xmlns:w16cex="http://schemas.microsoft.com/office/word/2018/wordml/cex" xmlns:w16cid="http://schemas.microsoft.com/office/word/2016/wordml/cid" xmlns:w16="http://schemas.microsoft.com/office/word/2018/wordml" xmlns:w16du="http://schemas.microsoft.com/office/word/2023/wordml/word16du" xmlns:w16sdtdh="http://schemas.microsoft.com/office/word/2020/wordml/sdtdatahash" xmlns:w16sdtfl="http://schemas.microsoft.com/office/word/2024/wordml/sdtformatlock" xmlns:w16se="http://schemas.microsoft.com/office/word/2015/wordml/symex" xmlns:wpg="http://schemas.microsoft.com/office/word/2010/wordprocessingGroup" xmlns:wpi="http://schemas.microsoft.com/office/word/2010/wordprocessingInk" xmlns:wne="http://schemas.microsoft.com/office/word/2006/wordml" xmlns:wps="http://schemas.microsoft.com/office/word/2010/wordprocessingShape" mc:Ignorable="w14 w15 w16se w16cid w16 w16cex w16sdtdh w16sdtfl w16du wp14">
   <w:body>
     <w:p>
       <w:pPr>
@@ -405,7 +405,199 @@
           <w:sz w:val="21"/>
           <w:szCs w:val="21"/>
         </w:rPr>
-        <w:t>Requirements elicitation and analysis, functional specifications, user stories, process and data flow documentation, impact analysis, UAT coordination, stakeholder management, defect triage</w:t>
+        <w:t xml:space="preserve">Requirements </w:t>
+      </w:r>
+      <w:r>
+        <w:rPr>
+          <w:rFonts w:asciiTheme="minorHAnsi" w:eastAsia="Calibri" w:hAnsiTheme="minorHAnsi" w:cstheme="minorHAnsi"/>
+          <w:sz w:val="21"/>
+          <w:szCs w:val="21"/>
+        </w:rPr>
+        <w:t>Gathering</w:t>
+      </w:r>
+      <w:r>
+        <w:rPr>
+          <w:rFonts w:asciiTheme="minorHAnsi" w:eastAsia="Calibri" w:hAnsiTheme="minorHAnsi" w:cstheme="minorHAnsi"/>
+          <w:sz w:val="21"/>
+          <w:szCs w:val="21"/>
+        </w:rPr>
+        <w:t xml:space="preserve"> and </w:t>
+      </w:r>
+      <w:r>
+        <w:rPr>
+          <w:rFonts w:asciiTheme="minorHAnsi" w:eastAsia="Calibri" w:hAnsiTheme="minorHAnsi" w:cstheme="minorHAnsi"/>
+          <w:sz w:val="21"/>
+          <w:szCs w:val="21"/>
+        </w:rPr>
+        <w:t>A</w:t>
+      </w:r>
+      <w:r>
+        <w:rPr>
+          <w:rFonts w:asciiTheme="minorHAnsi" w:eastAsia="Calibri" w:hAnsiTheme="minorHAnsi" w:cstheme="minorHAnsi"/>
+          <w:sz w:val="21"/>
+          <w:szCs w:val="21"/>
+        </w:rPr>
+        <w:t xml:space="preserve">nalysis, </w:t>
+      </w:r>
+      <w:r>
+        <w:rPr>
+          <w:rFonts w:asciiTheme="minorHAnsi" w:eastAsia="Calibri" w:hAnsiTheme="minorHAnsi" w:cstheme="minorHAnsi"/>
+          <w:sz w:val="21"/>
+          <w:szCs w:val="21"/>
+        </w:rPr>
+        <w:t>F</w:t>
+      </w:r>
+      <w:r>
+        <w:rPr>
+          <w:rFonts w:asciiTheme="minorHAnsi" w:eastAsia="Calibri" w:hAnsiTheme="minorHAnsi" w:cstheme="minorHAnsi"/>
+          <w:sz w:val="21"/>
+          <w:szCs w:val="21"/>
+        </w:rPr>
+        <w:t xml:space="preserve">unctional </w:t>
+      </w:r>
+      <w:r>
+        <w:rPr>
+          <w:rFonts w:asciiTheme="minorHAnsi" w:eastAsia="Calibri" w:hAnsiTheme="minorHAnsi" w:cstheme="minorHAnsi"/>
+          <w:sz w:val="21"/>
+          <w:szCs w:val="21"/>
+        </w:rPr>
+        <w:t>S</w:t>
+      </w:r>
+      <w:r>
+        <w:rPr>
+          <w:rFonts w:asciiTheme="minorHAnsi" w:eastAsia="Calibri" w:hAnsiTheme="minorHAnsi" w:cstheme="minorHAnsi"/>
+          <w:sz w:val="21"/>
+          <w:szCs w:val="21"/>
+        </w:rPr>
+        <w:t xml:space="preserve">pecifications, </w:t>
+      </w:r>
+      <w:r>
+        <w:rPr>
+          <w:rFonts w:asciiTheme="minorHAnsi" w:eastAsia="Calibri" w:hAnsiTheme="minorHAnsi" w:cstheme="minorHAnsi"/>
+          <w:sz w:val="21"/>
+          <w:szCs w:val="21"/>
+        </w:rPr>
+        <w:t>U</w:t>
+      </w:r>
+      <w:r>
+        <w:rPr>
+          <w:rFonts w:asciiTheme="minorHAnsi" w:eastAsia="Calibri" w:hAnsiTheme="minorHAnsi" w:cstheme="minorHAnsi"/>
+          <w:sz w:val="21"/>
+          <w:szCs w:val="21"/>
+        </w:rPr>
+        <w:t xml:space="preserve">ser </w:t>
+      </w:r>
+      <w:r>
+        <w:rPr>
+          <w:rFonts w:asciiTheme="minorHAnsi" w:eastAsia="Calibri" w:hAnsiTheme="minorHAnsi" w:cstheme="minorHAnsi"/>
+          <w:sz w:val="21"/>
+          <w:szCs w:val="21"/>
+        </w:rPr>
+        <w:t>S</w:t>
+      </w:r>
+      <w:r>
+        <w:rPr>
+          <w:rFonts w:asciiTheme="minorHAnsi" w:eastAsia="Calibri" w:hAnsiTheme="minorHAnsi" w:cstheme="minorHAnsi"/>
+          <w:sz w:val="21"/>
+          <w:szCs w:val="21"/>
+        </w:rPr>
+        <w:t xml:space="preserve">tories, </w:t>
+      </w:r>
+      <w:r>
+        <w:rPr>
+          <w:rFonts w:asciiTheme="minorHAnsi" w:eastAsia="Calibri" w:hAnsiTheme="minorHAnsi" w:cstheme="minorHAnsi"/>
+          <w:sz w:val="21"/>
+          <w:szCs w:val="21"/>
+        </w:rPr>
+        <w:t>P</w:t>
+      </w:r>
+      <w:r>
+        <w:rPr>
+          <w:rFonts w:asciiTheme="minorHAnsi" w:eastAsia="Calibri" w:hAnsiTheme="minorHAnsi" w:cstheme="minorHAnsi"/>
+          <w:sz w:val="21"/>
+          <w:szCs w:val="21"/>
+        </w:rPr>
+        <w:t xml:space="preserve">rocess and </w:t>
+      </w:r>
+      <w:r>
+        <w:rPr>
+          <w:rFonts w:asciiTheme="minorHAnsi" w:eastAsia="Calibri" w:hAnsiTheme="minorHAnsi" w:cstheme="minorHAnsi"/>
+          <w:sz w:val="21"/>
+          <w:szCs w:val="21"/>
+        </w:rPr>
+        <w:t>D</w:t>
+      </w:r>
+      <w:r>
+        <w:rPr>
+          <w:rFonts w:asciiTheme="minorHAnsi" w:eastAsia="Calibri" w:hAnsiTheme="minorHAnsi" w:cstheme="minorHAnsi"/>
+          <w:sz w:val="21"/>
+          <w:szCs w:val="21"/>
+        </w:rPr>
+        <w:t xml:space="preserve">ata flow </w:t>
+      </w:r>
+      <w:r>
+        <w:rPr>
+          <w:rFonts w:asciiTheme="minorHAnsi" w:eastAsia="Calibri" w:hAnsiTheme="minorHAnsi" w:cstheme="minorHAnsi"/>
+          <w:sz w:val="21"/>
+          <w:szCs w:val="21"/>
+        </w:rPr>
+        <w:t>D</w:t>
+      </w:r>
+      <w:r>
+        <w:rPr>
+          <w:rFonts w:asciiTheme="minorHAnsi" w:eastAsia="Calibri" w:hAnsiTheme="minorHAnsi" w:cstheme="minorHAnsi"/>
+          <w:sz w:val="21"/>
+          <w:szCs w:val="21"/>
+        </w:rPr>
+        <w:t xml:space="preserve">ocumentation, </w:t>
+      </w:r>
+      <w:r>
+        <w:rPr>
+          <w:rFonts w:asciiTheme="minorHAnsi" w:eastAsia="Calibri" w:hAnsiTheme="minorHAnsi" w:cstheme="minorHAnsi"/>
+          <w:sz w:val="21"/>
+          <w:szCs w:val="21"/>
+        </w:rPr>
+        <w:t>I</w:t>
+      </w:r>
+      <w:r>
+        <w:rPr>
+          <w:rFonts w:asciiTheme="minorHAnsi" w:eastAsia="Calibri" w:hAnsiTheme="minorHAnsi" w:cstheme="minorHAnsi"/>
+          <w:sz w:val="21"/>
+          <w:szCs w:val="21"/>
+        </w:rPr>
+        <w:t xml:space="preserve">mpact </w:t>
+      </w:r>
+      <w:r>
+        <w:rPr>
+          <w:rFonts w:asciiTheme="minorHAnsi" w:eastAsia="Calibri" w:hAnsiTheme="minorHAnsi" w:cstheme="minorHAnsi"/>
+          <w:sz w:val="21"/>
+          <w:szCs w:val="21"/>
+        </w:rPr>
+        <w:t>A</w:t>
+      </w:r>
+      <w:r>
+        <w:rPr>
+          <w:rFonts w:asciiTheme="minorHAnsi" w:eastAsia="Calibri" w:hAnsiTheme="minorHAnsi" w:cstheme="minorHAnsi"/>
+          <w:sz w:val="21"/>
+          <w:szCs w:val="21"/>
+        </w:rPr>
+        <w:t xml:space="preserve">nalysis, UAT coordination, </w:t>
+      </w:r>
+      <w:r>
+        <w:rPr>
+          <w:rFonts w:asciiTheme="minorHAnsi" w:eastAsia="Calibri" w:hAnsiTheme="minorHAnsi" w:cstheme="minorHAnsi"/>
+          <w:sz w:val="21"/>
+          <w:szCs w:val="21"/>
+        </w:rPr>
+        <w:t>S</w:t>
+      </w:r>
+      <w:r>
+        <w:rPr>
+          <w:rFonts w:asciiTheme="minorHAnsi" w:eastAsia="Calibri" w:hAnsiTheme="minorHAnsi" w:cstheme="minorHAnsi"/>
+          <w:sz w:val="21"/>
+          <w:szCs w:val="21"/>
+        </w:rPr>
+        <w:t>takeholder management</w:t>
       </w:r>
     </w:p>
     <w:p>
@@ -519,7 +711,7 @@
           <w:sz w:val="21"/>
           <w:szCs w:val="21"/>
         </w:rPr>
-        <w:t>p</w:t>
+        <w:t>P</w:t>
       </w:r>
       <w:r>
         <w:rPr>
@@ -749,7 +941,135 @@
           <w:sz w:val="21"/>
           <w:szCs w:val="21"/>
         </w:rPr>
-        <w:t>Exploratory data analysis, descriptive statistics, regression analysis, classification models (scikit-learn</w:t>
+        <w:t xml:space="preserve">Exploratory </w:t>
+      </w:r>
+      <w:r>
+        <w:rPr>
+          <w:rFonts w:asciiTheme="minorHAnsi" w:eastAsia="Calibri" w:hAnsiTheme="minorHAnsi" w:cstheme="minorHAnsi"/>
+          <w:sz w:val="21"/>
+          <w:szCs w:val="21"/>
+        </w:rPr>
+        <w:t>D</w:t>
+      </w:r>
+      <w:r>
+        <w:rPr>
+          <w:rFonts w:asciiTheme="minorHAnsi" w:eastAsia="Calibri" w:hAnsiTheme="minorHAnsi" w:cstheme="minorHAnsi"/>
+          <w:sz w:val="21"/>
+          <w:szCs w:val="21"/>
+        </w:rPr>
+        <w:t xml:space="preserve">ata </w:t>
+      </w:r>
+      <w:r>
+        <w:rPr>
+          <w:rFonts w:asciiTheme="minorHAnsi" w:eastAsia="Calibri" w:hAnsiTheme="minorHAnsi" w:cstheme="minorHAnsi"/>
+          <w:sz w:val="21"/>
+          <w:szCs w:val="21"/>
+        </w:rPr>
+        <w:t>A</w:t>
+      </w:r>
+      <w:r>
+        <w:rPr>
+          <w:rFonts w:asciiTheme="minorHAnsi" w:eastAsia="Calibri" w:hAnsiTheme="minorHAnsi" w:cstheme="minorHAnsi"/>
+          <w:sz w:val="21"/>
+          <w:szCs w:val="21"/>
+        </w:rPr>
+        <w:t>nalysis,</w:t>
+      </w:r>
+      <w:r>
+        <w:rPr>
+          <w:rFonts w:asciiTheme="minorHAnsi" w:eastAsia="Calibri" w:hAnsiTheme="minorHAnsi" w:cstheme="minorHAnsi"/>
+          <w:sz w:val="21"/>
+          <w:szCs w:val="21"/>
+        </w:rPr>
+        <w:t xml:space="preserve"> D</w:t>
+      </w:r>
+      <w:r>
+        <w:rPr>
+          <w:rFonts w:asciiTheme="minorHAnsi" w:eastAsia="Calibri" w:hAnsiTheme="minorHAnsi" w:cstheme="minorHAnsi"/>
+          <w:sz w:val="21"/>
+          <w:szCs w:val="21"/>
+        </w:rPr>
+        <w:t>escriptive</w:t>
+      </w:r>
+      <w:r>
+        <w:rPr>
+          <w:rFonts w:asciiTheme="minorHAnsi" w:eastAsia="Calibri" w:hAnsiTheme="minorHAnsi" w:cstheme="minorHAnsi"/>
+          <w:sz w:val="21"/>
+          <w:szCs w:val="21"/>
+        </w:rPr>
+        <w:t xml:space="preserve"> S</w:t>
+      </w:r>
+      <w:r>
+        <w:rPr>
+          <w:rFonts w:asciiTheme="minorHAnsi" w:eastAsia="Calibri" w:hAnsiTheme="minorHAnsi" w:cstheme="minorHAnsi"/>
+          <w:sz w:val="21"/>
+          <w:szCs w:val="21"/>
+        </w:rPr>
+        <w:t xml:space="preserve">tatistics, </w:t>
+      </w:r>
+      <w:r>
+        <w:rPr>
+          <w:rFonts w:asciiTheme="minorHAnsi" w:eastAsia="Calibri" w:hAnsiTheme="minorHAnsi" w:cstheme="minorHAnsi"/>
+          <w:sz w:val="21"/>
+          <w:szCs w:val="21"/>
+        </w:rPr>
+        <w:t>R</w:t>
+      </w:r>
+      <w:r>
+        <w:rPr>
+          <w:rFonts w:asciiTheme="minorHAnsi" w:eastAsia="Calibri" w:hAnsiTheme="minorHAnsi" w:cstheme="minorHAnsi"/>
+          <w:sz w:val="21"/>
+          <w:szCs w:val="21"/>
+        </w:rPr>
+        <w:t xml:space="preserve">egression </w:t>
+      </w:r>
+      <w:r>
+        <w:rPr>
+          <w:rFonts w:asciiTheme="minorHAnsi" w:eastAsia="Calibri" w:hAnsiTheme="minorHAnsi" w:cstheme="minorHAnsi"/>
+          <w:sz w:val="21"/>
+          <w:szCs w:val="21"/>
+        </w:rPr>
+        <w:t>A</w:t>
+      </w:r>
+      <w:r>
+        <w:rPr>
+          <w:rFonts w:asciiTheme="minorHAnsi" w:eastAsia="Calibri" w:hAnsiTheme="minorHAnsi" w:cstheme="minorHAnsi"/>
+          <w:sz w:val="21"/>
+          <w:szCs w:val="21"/>
+        </w:rPr>
+        <w:t xml:space="preserve">nalysis, </w:t>
+      </w:r>
+      <w:r>
+        <w:rPr>
+          <w:rFonts w:asciiTheme="minorHAnsi" w:eastAsia="Calibri" w:hAnsiTheme="minorHAnsi" w:cstheme="minorHAnsi"/>
+          <w:sz w:val="21"/>
+          <w:szCs w:val="21"/>
+        </w:rPr>
+        <w:t>C</w:t>
+      </w:r>
+      <w:r>
+        <w:rPr>
+          <w:rFonts w:asciiTheme="minorHAnsi" w:eastAsia="Calibri" w:hAnsiTheme="minorHAnsi" w:cstheme="minorHAnsi"/>
+          <w:sz w:val="21"/>
+          <w:szCs w:val="21"/>
+        </w:rPr>
+        <w:t xml:space="preserve">lassification </w:t>
+      </w:r>
+      <w:r>
+        <w:rPr>
+          <w:rFonts w:asciiTheme="minorHAnsi" w:eastAsia="Calibri" w:hAnsiTheme="minorHAnsi" w:cstheme="minorHAnsi"/>
+          <w:sz w:val="21"/>
+          <w:szCs w:val="21"/>
+        </w:rPr>
+        <w:t>M</w:t>
+      </w:r>
+      <w:r>
+        <w:rPr>
+          <w:rFonts w:asciiTheme="minorHAnsi" w:eastAsia="Calibri" w:hAnsiTheme="minorHAnsi" w:cstheme="minorHAnsi"/>
+          <w:sz w:val="21"/>
+          <w:szCs w:val="21"/>
+        </w:rPr>
+        <w:t>odels (scikit-learn</w:t>
       </w:r>
       <w:r>
         <w:rPr>
@@ -1350,17 +1670,7 @@
           <w:sz w:val="21"/>
           <w:szCs w:val="21"/>
         </w:rPr>
-        <w:t xml:space="preserve">Application Development </w:t>
-      </w:r>
-      <w:r>
-        <w:rPr>
-          <w:rFonts w:asciiTheme="minorHAnsi" w:hAnsiTheme="minorHAnsi" w:cstheme="minorHAnsi"/>
-          <w:b/>
-          <w:bCs/>
-          <w:sz w:val="21"/>
-          <w:szCs w:val="21"/>
-        </w:rPr>
-        <w:t>Specialist</w:t>
+        <w:t>Senior Data Analyst</w:t>
       </w:r>
       <w:r>
         <w:rPr>
@@ -1679,17 +1989,7 @@
           <w:sz w:val="21"/>
           <w:szCs w:val="21"/>
         </w:rPr>
-        <w:t xml:space="preserve">Senior </w:t>
-      </w:r>
-      <w:r>
-        <w:rPr>
-          <w:rFonts w:asciiTheme="minorHAnsi" w:hAnsiTheme="minorHAnsi" w:cstheme="minorHAnsi"/>
-          <w:b/>
-          <w:bCs/>
-          <w:sz w:val="21"/>
-          <w:szCs w:val="21"/>
-        </w:rPr>
-        <w:t>Consultant</w:t>
+        <w:t>Associate Analyst</w:t>
       </w:r>
       <w:r>
         <w:rPr>
@@ -1969,23 +2269,7 @@
           <w:sz w:val="21"/>
           <w:szCs w:val="21"/>
         </w:rPr>
-        <w:t xml:space="preserve">Authored functional specifications and business rule documentation in Excel and </w:t>
-      </w:r>
-      <w:r>
-        <w:rPr>
-          <w:rFonts w:asciiTheme="minorHAnsi" w:hAnsiTheme="minorHAnsi" w:cstheme="minorHAnsi"/>
-          <w:sz w:val="21"/>
-          <w:szCs w:val="21"/>
-        </w:rPr>
-        <w:t>Visio and</w:t>
-      </w:r>
-      <w:r>
-        <w:rPr>
-          <w:rFonts w:asciiTheme="minorHAnsi" w:hAnsiTheme="minorHAnsi" w:cstheme="minorHAnsi"/>
-          <w:sz w:val="21"/>
-          <w:szCs w:val="21"/>
-        </w:rPr>
-        <w:t xml:space="preserve"> coordinated cross-functional UAT and go-live with compliance stakeholders</w:t>
+        <w:t>Authored functional specifications and business rule documentation in Excel and Visio and coordinated cross-functional UAT and go-live with compliance stakeholders</w:t>
       </w:r>
       <w:r>
         <w:rPr>
@@ -2049,7 +2333,17 @@
           <w:sz w:val="21"/>
           <w:szCs w:val="21"/>
         </w:rPr>
-        <w:t>Application Development Analyst</w:t>
+        <w:t>Analyst</w:t>
+      </w:r>
+      <w:r>
+        <w:rPr>
+          <w:rFonts w:asciiTheme="minorHAnsi" w:hAnsiTheme="minorHAnsi" w:cstheme="minorHAnsi"/>
+          <w:b/>
+          <w:bCs/>
+          <w:sz w:val="21"/>
+          <w:szCs w:val="21"/>
+        </w:rPr>
+        <w:t xml:space="preserve"> – Data and Integration</w:t>
       </w:r>
       <w:r>
         <w:rPr>
@@ -2235,7 +2529,23 @@
           <w:sz w:val="21"/>
           <w:szCs w:val="21"/>
         </w:rPr>
-        <w:t xml:space="preserve">Translated business requirements into technical data specifications, functional documentation, and source-to-target mappings for data flows across SAP </w:t>
+        <w:t xml:space="preserve">Translated business requirements into technical data specifications, functional documentation, and source-to-target mappings for data flows across </w:t>
+      </w:r>
+      <w:r>
+        <w:rPr>
+          <w:rFonts w:asciiTheme="minorHAnsi" w:hAnsiTheme="minorHAnsi" w:cstheme="minorHAnsi"/>
+          <w:sz w:val="21"/>
+          <w:szCs w:val="21"/>
+        </w:rPr>
+        <w:t xml:space="preserve">multiple client engagements spanning </w:t>
+      </w:r>
+      <w:r>
+        <w:rPr>
+          <w:rFonts w:asciiTheme="minorHAnsi" w:hAnsiTheme="minorHAnsi" w:cstheme="minorHAnsi"/>
+          <w:sz w:val="21"/>
+          <w:szCs w:val="21"/>
+        </w:rPr>
+        <w:t xml:space="preserve">SAP </w:t>
       </w:r>
       <w:r>
         <w:rPr>
@@ -2747,7 +3057,7 @@
 </file>
 
 <file path=word/endnotes.xml><?xml version="1.0" encoding="utf-8"?>
-<w:endnotes xmlns:wpc="http://schemas.microsoft.com/office/word/2010/wordprocessingCanvas" xmlns:cx="http://schemas.microsoft.com/office/drawing/2014/chartex" xmlns:cx1="http://schemas.microsoft.com/office/drawing/2015/9/8/chartex" xmlns:cx2="http://schemas.microsoft.com/office/drawing/2015/10/21/chartex" xmlns:cx3="http://schemas.microsoft.com/office/drawing/2016/5/9/chartex" xmlns:cx4="http://schemas.microsoft.com/office/drawing/2016/5/10/chartex" xmlns:cx5="http://schemas.microsoft.com/office/drawing/2016/5/11/chartex" xmlns:cx6="http://schemas.microsoft.com/office/drawing/2016/5/12/chartex" xmlns:cx7="http://schemas.microsoft.com/office/drawing/2016/5/13/chartex" xmlns:cx8="http://schemas.microsoft.com/office/drawing/2016/5/14/chartex" xmlns:mc="http://schemas.openxmlformats.org/markup-compatibility/2006" xmlns:aink="http://schemas.microsoft.com/office/drawing/2016/ink" xmlns:am3d="http://schemas.microsoft.com/office/drawing/2017/model3d" xmlns:o="urn:schemas-microsoft-com:office:office" xmlns:oel="http://schemas.microsoft.com/office/2019/extlst" xmlns:r="http://schemas.openxmlformats.org/officeDocument/2006/relationships" xmlns:m="http://schemas.openxmlformats.org/officeDocument/2006/math" xmlns:v="urn:schemas-microsoft-com:vml" xmlns:wp14="http://schemas.microsoft.com/office/word/2010/wordprocessingDrawing" xmlns:wp="http://schemas.openxmlformats.org/drawingml/2006/wordprocessingDrawing" xmlns:w10="urn:schemas-microsoft-com:office:word" xmlns:w="http://schemas.openxmlformats.org/wordprocessingml/2006/main" xmlns:w14="http://schemas.microsoft.com/office/word/2010/wordml" xmlns:w15="http://schemas.microsoft.com/office/word/2012/wordml" xmlns:w16cex="http://schemas.microsoft.com/office/word/2018/wordml/cex" xmlns:w16cid="http://schemas.microsoft.com/office/word/2016/wordml/cid" xmlns:w16="http://schemas.microsoft.com/office/word/2018/wordml" xmlns:w16du="http://schemas.microsoft.com/office/word/2023/wordml/word16du" xmlns:w16sdtdh="http://schemas.microsoft.com/office/word/2020/wordml/sdtdatahash" xmlns:w16sdtfl="http://schemas.microsoft.com/office/word/2024/wordml/sdtformatlock" xmlns:w16se="http://schemas.microsoft.com/office/word/2015/wordml/symex" xmlns:wpg="http://schemas.microsoft.com/office/word/2010/wordprocessingGroup" xmlns:wpi="http://schemas.microsoft.com/office/word/2010/wordprocessingInk" xmlns:wne="http://schemas.microsoft.com/office/word/2006/wordml" xmlns:wps="http://schemas.microsoft.com/office/word/2010/wordprocessingShape" mc:Ignorable="w14 w15 w16se w16cid w16 w16cex w16sdtdh w16sdtfl w16du wp14">
+<w:endnotes xmlns:wpc="http://schemas.microsoft.com/office/word/2010/wordprocessingCanvas" xmlns:cx="http://schemas.microsoft.com/office/drawing/2014/chartex" xmlns:cx1="http://schemas.microsoft.com/office/drawing/2015/9/8/chartex" xmlns:cx2="http://schemas.microsoft.com/office/drawing/2015/10/21/chartex" xmlns:cx3="http://schemas.microsoft.com/office/drawing/2016/5/9/chartex" xmlns:cx4="http://schemas.microsoft.com/office/drawing/2016/5/10/chartex" xmlns:cx5="http://schemas.microsoft.com/office/drawing/2016/5/11/chartex" xmlns:cx6="http://schemas.microsoft.com/office/drawing/2016/5/12/chartex" xmlns:cx7="http://schemas.microsoft.com/office/drawing/2016/5/13/chartex" xmlns:cx8="http://schemas.microsoft.com/office/drawing/2016/5/14/chartex" xmlns:mc="http://schemas.openxmlformats.org/markup-compatibility/2006" xmlns:aink="http://schemas.microsoft.com/office/drawing/2016/ink" xmlns:am3d="http://schemas.microsoft.com/office/drawing/2017/model3d" xmlns:o="urn:schemas-microsoft-com:office:office" xmlns:oel="http://schemas.microsoft.com/office/2019/extlst" xmlns:r="http://schemas.openxmlformats.org/officeDocument/2006/relationships" xmlns:m="http://schemas.openxmlformats.org/officeDocument/2006/math" xmlns:v="urn:schemas-microsoft-com:vml" xmlns:wp14="http://schemas.microsoft.com/office/word/2010/wordprocessingDrawing" xmlns:wp="http://schemas.openxmlformats.org/drawingml/2006/wordprocessingDrawing" xmlns:w10="urn:schemas-microsoft-com:office:word" xmlns:w="http://schemas.openxmlformats.org/wordprocessingml/2006/main" xmlns:w14="http://schemas.microsoft.com/office/word/2010/wordml" xmlns:w15="http://schemas.microsoft.com/office/word/2012/wordml" xmlns:w16cei="http://schemas.microsoft.com/office/word/2026/wordml/cei" xmlns:w16cex="http://schemas.microsoft.com/office/word/2018/wordml/cex" xmlns:w16cid="http://schemas.microsoft.com/office/word/2016/wordml/cid" xmlns:w16="http://schemas.microsoft.com/office/word/2018/wordml" xmlns:w16du="http://schemas.microsoft.com/office/word/2023/wordml/word16du" xmlns:w16sdtdh="http://schemas.microsoft.com/office/word/2020/wordml/sdtdatahash" xmlns:w16sdtfl="http://schemas.microsoft.com/office/word/2024/wordml/sdtformatlock" xmlns:w16se="http://schemas.microsoft.com/office/word/2015/wordml/symex" xmlns:wpg="http://schemas.microsoft.com/office/word/2010/wordprocessingGroup" xmlns:wpi="http://schemas.microsoft.com/office/word/2010/wordprocessingInk" xmlns:wne="http://schemas.microsoft.com/office/word/2006/wordml" xmlns:wps="http://schemas.microsoft.com/office/word/2010/wordprocessingShape" mc:Ignorable="w14 w15 w16se w16cid w16 w16cex w16sdtdh w16sdtfl w16du wp14">
   <w:endnote w:type="separator" w:id="-1">
     <w:p>
       <w:r>
@@ -2766,7 +3076,7 @@
 </file>
 
 <file path=word/footnotes.xml><?xml version="1.0" encoding="utf-8"?>
-<w:footnotes xmlns:wpc="http://schemas.microsoft.com/office/word/2010/wordprocessingCanvas" xmlns:cx="http://schemas.microsoft.com/office/drawing/2014/chartex" xmlns:cx1="http://schemas.microsoft.com/office/drawing/2015/9/8/chartex" xmlns:cx2="http://schemas.microsoft.com/office/drawing/2015/10/21/chartex" xmlns:cx3="http://schemas.microsoft.com/office/drawing/2016/5/9/chartex" xmlns:cx4="http://schemas.microsoft.com/office/drawing/2016/5/10/chartex" xmlns:cx5="http://schemas.microsoft.com/office/drawing/2016/5/11/chartex" xmlns:cx6="http://schemas.microsoft.com/office/drawing/2016/5/12/chartex" xmlns:cx7="http://schemas.microsoft.com/office/drawing/2016/5/13/chartex" xmlns:cx8="http://schemas.microsoft.com/office/drawing/2016/5/14/chartex" xmlns:mc="http://schemas.openxmlformats.org/markup-compatibility/2006" xmlns:aink="http://schemas.microsoft.com/office/drawing/2016/ink" xmlns:am3d="http://schemas.microsoft.com/office/drawing/2017/model3d" xmlns:o="urn:schemas-microsoft-com:office:office" xmlns:oel="http://schemas.microsoft.com/office/2019/extlst" xmlns:r="http://schemas.openxmlformats.org/officeDocument/2006/relationships" xmlns:m="http://schemas.openxmlformats.org/officeDocument/2006/math" xmlns:v="urn:schemas-microsoft-com:vml" xmlns:wp14="http://schemas.microsoft.com/office/word/2010/wordprocessingDrawing" xmlns:wp="http://schemas.openxmlformats.org/drawingml/2006/wordprocessingDrawing" xmlns:w10="urn:schemas-microsoft-com:office:word" xmlns:w="http://schemas.openxmlformats.org/wordprocessingml/2006/main" xmlns:w14="http://schemas.microsoft.com/office/word/2010/wordml" xmlns:w15="http://schemas.microsoft.com/office/word/2012/wordml" xmlns:w16cex="http://schemas.microsoft.com/office/word/2018/wordml/cex" xmlns:w16cid="http://schemas.microsoft.com/office/word/2016/wordml/cid" xmlns:w16="http://schemas.microsoft.com/office/word/2018/wordml" xmlns:w16du="http://schemas.microsoft.com/office/word/2023/wordml/word16du" xmlns:w16sdtdh="http://schemas.microsoft.com/office/word/2020/wordml/sdtdatahash" xmlns:w16sdtfl="http://schemas.microsoft.com/office/word/2024/wordml/sdtformatlock" xmlns:w16se="http://schemas.microsoft.com/office/word/2015/wordml/symex" xmlns:wpg="http://schemas.microsoft.com/office/word/2010/wordprocessingGroup" xmlns:wpi="http://schemas.microsoft.com/office/word/2010/wordprocessingInk" xmlns:wne="http://schemas.microsoft.com/office/word/2006/wordml" xmlns:wps="http://schemas.microsoft.com/office/word/2010/wordprocessingShape" mc:Ignorable="w14 w15 w16se w16cid w16 w16cex w16sdtdh w16sdtfl w16du wp14">
+<w:footnotes xmlns:wpc="http://schemas.microsoft.com/office/word/2010/wordprocessingCanvas" xmlns:cx="http://schemas.microsoft.com/office/drawing/2014/chartex" xmlns:cx1="http://schemas.microsoft.com/office/drawing/2015/9/8/chartex" xmlns:cx2="http://schemas.microsoft.com/office/drawing/2015/10/21/chartex" xmlns:cx3="http://schemas.microsoft.com/office/drawing/2016/5/9/chartex" xmlns:cx4="http://schemas.microsoft.com/office/drawing/2016/5/10/chartex" xmlns:cx5="http://schemas.microsoft.com/office/drawing/2016/5/11/chartex" xmlns:cx6="http://schemas.microsoft.com/office/drawing/2016/5/12/chartex" xmlns:cx7="http://schemas.microsoft.com/office/drawing/2016/5/13/chartex" xmlns:cx8="http://schemas.microsoft.com/office/drawing/2016/5/14/chartex" xmlns:mc="http://schemas.openxmlformats.org/markup-compatibility/2006" xmlns:aink="http://schemas.microsoft.com/office/drawing/2016/ink" xmlns:am3d="http://schemas.microsoft.com/office/drawing/2017/model3d" xmlns:o="urn:schemas-microsoft-com:office:office" xmlns:oel="http://schemas.microsoft.com/office/2019/extlst" xmlns:r="http://schemas.openxmlformats.org/officeDocument/2006/relationships" xmlns:m="http://schemas.openxmlformats.org/officeDocument/2006/math" xmlns:v="urn:schemas-microsoft-com:vml" xmlns:wp14="http://schemas.microsoft.com/office/word/2010/wordprocessingDrawing" xmlns:wp="http://schemas.openxmlformats.org/drawingml/2006/wordprocessingDrawing" xmlns:w10="urn:schemas-microsoft-com:office:word" xmlns:w="http://schemas.openxmlformats.org/wordprocessingml/2006/main" xmlns:w14="http://schemas.microsoft.com/office/word/2010/wordml" xmlns:w15="http://schemas.microsoft.com/office/word/2012/wordml" xmlns:w16cei="http://schemas.microsoft.com/office/word/2026/wordml/cei" xmlns:w16cex="http://schemas.microsoft.com/office/word/2018/wordml/cex" xmlns:w16cid="http://schemas.microsoft.com/office/word/2016/wordml/cid" xmlns:w16="http://schemas.microsoft.com/office/word/2018/wordml" xmlns:w16du="http://schemas.microsoft.com/office/word/2023/wordml/word16du" xmlns:w16sdtdh="http://schemas.microsoft.com/office/word/2020/wordml/sdtdatahash" xmlns:w16sdtfl="http://schemas.microsoft.com/office/word/2024/wordml/sdtformatlock" xmlns:w16se="http://schemas.microsoft.com/office/word/2015/wordml/symex" xmlns:wpg="http://schemas.microsoft.com/office/word/2010/wordprocessingGroup" xmlns:wpi="http://schemas.microsoft.com/office/word/2010/wordprocessingInk" xmlns:wne="http://schemas.microsoft.com/office/word/2006/wordml" xmlns:wps="http://schemas.microsoft.com/office/word/2010/wordprocessingShape" mc:Ignorable="w14 w15 w16se w16cid w16 w16cex w16sdtdh w16sdtfl w16du wp14">
   <w:footnote w:type="separator" w:id="-1">
     <w:p>
       <w:r>
@@ -2785,7 +3095,7 @@
 </file>
 
 <file path=word/header1.xml><?xml version="1.0" encoding="utf-8"?>
-<w:hdr xmlns:wpc="http://schemas.microsoft.com/office/word/2010/wordprocessingCanvas" xmlns:cx="http://schemas.microsoft.com/office/drawing/2014/chartex" xmlns:cx1="http://schemas.microsoft.com/office/drawing/2015/9/8/chartex" xmlns:cx2="http://schemas.microsoft.com/office/drawing/2015/10/21/chartex" xmlns:cx3="http://schemas.microsoft.com/office/drawing/2016/5/9/chartex" xmlns:cx4="http://schemas.microsoft.com/office/drawing/2016/5/10/chartex" xmlns:cx5="http://schemas.microsoft.com/office/drawing/2016/5/11/chartex" xmlns:cx6="http://schemas.microsoft.com/office/drawing/2016/5/12/chartex" xmlns:cx7="http://schemas.microsoft.com/office/drawing/2016/5/13/chartex" xmlns:cx8="http://schemas.microsoft.com/office/drawing/2016/5/14/chartex" xmlns:mc="http://schemas.openxmlformats.org/markup-compatibility/2006" xmlns:aink="http://schemas.microsoft.com/office/drawing/2016/ink" xmlns:am3d="http://schemas.microsoft.com/office/drawing/2017/model3d" xmlns:o="urn:schemas-microsoft-com:office:office" xmlns:oel="http://schemas.microsoft.com/office/2019/extlst" xmlns:r="http://schemas.openxmlformats.org/officeDocument/2006/relationships" xmlns:m="http://schemas.openxmlformats.org/officeDocument/2006/math" xmlns:v="urn:schemas-microsoft-com:vml" xmlns:wp14="http://schemas.microsoft.com/office/word/2010/wordprocessingDrawing" xmlns:wp="http://schemas.openxmlformats.org/drawingml/2006/wordprocessingDrawing" xmlns:w10="urn:schemas-microsoft-com:office:word" xmlns:w="http://schemas.openxmlformats.org/wordprocessingml/2006/main" xmlns:w14="http://schemas.microsoft.com/office/word/2010/wordml" xmlns:w15="http://schemas.microsoft.com/office/word/2012/wordml" xmlns:w16cex="http://schemas.microsoft.com/office/word/2018/wordml/cex" xmlns:w16cid="http://schemas.microsoft.com/office/word/2016/wordml/cid" xmlns:w16="http://schemas.microsoft.com/office/word/2018/wordml" xmlns:w16du="http://schemas.microsoft.com/office/word/2023/wordml/word16du" xmlns:w16sdtdh="http://schemas.microsoft.com/office/word/2020/wordml/sdtdatahash" xmlns:w16sdtfl="http://schemas.microsoft.com/office/word/2024/wordml/sdtformatlock" xmlns:w16se="http://schemas.microsoft.com/office/word/2015/wordml/symex" xmlns:wpg="http://schemas.microsoft.com/office/word/2010/wordprocessingGroup" xmlns:wpi="http://schemas.microsoft.com/office/word/2010/wordprocessingInk" xmlns:wne="http://schemas.microsoft.com/office/word/2006/wordml" xmlns:wps="http://schemas.microsoft.com/office/word/2010/wordprocessingShape" mc:Ignorable="w14 w15 w16se w16cid w16 w16cex w16sdtdh w16sdtfl w16du wp14">
+<w:hdr xmlns:wpc="http://schemas.microsoft.com/office/word/2010/wordprocessingCanvas" xmlns:cx="http://schemas.microsoft.com/office/drawing/2014/chartex" xmlns:cx1="http://schemas.microsoft.com/office/drawing/2015/9/8/chartex" xmlns:cx2="http://schemas.microsoft.com/office/drawing/2015/10/21/chartex" xmlns:cx3="http://schemas.microsoft.com/office/drawing/2016/5/9/chartex" xmlns:cx4="http://schemas.microsoft.com/office/drawing/2016/5/10/chartex" xmlns:cx5="http://schemas.microsoft.com/office/drawing/2016/5/11/chartex" xmlns:cx6="http://schemas.microsoft.com/office/drawing/2016/5/12/chartex" xmlns:cx7="http://schemas.microsoft.com/office/drawing/2016/5/13/chartex" xmlns:cx8="http://schemas.microsoft.com/office/drawing/2016/5/14/chartex" xmlns:mc="http://schemas.openxmlformats.org/markup-compatibility/2006" xmlns:aink="http://schemas.microsoft.com/office/drawing/2016/ink" xmlns:am3d="http://schemas.microsoft.com/office/drawing/2017/model3d" xmlns:o="urn:schemas-microsoft-com:office:office" xmlns:oel="http://schemas.microsoft.com/office/2019/extlst" xmlns:r="http://schemas.openxmlformats.org/officeDocument/2006/relationships" xmlns:m="http://schemas.openxmlformats.org/officeDocument/2006/math" xmlns:v="urn:schemas-microsoft-com:vml" xmlns:wp14="http://schemas.microsoft.com/office/word/2010/wordprocessingDrawing" xmlns:wp="http://schemas.openxmlformats.org/drawingml/2006/wordprocessingDrawing" xmlns:w10="urn:schemas-microsoft-com:office:word" xmlns:w="http://schemas.openxmlformats.org/wordprocessingml/2006/main" xmlns:w14="http://schemas.microsoft.com/office/word/2010/wordml" xmlns:w15="http://schemas.microsoft.com/office/word/2012/wordml" xmlns:w16cei="http://schemas.microsoft.com/office/word/2026/wordml/cei" xmlns:w16cex="http://schemas.microsoft.com/office/word/2018/wordml/cex" xmlns:w16cid="http://schemas.microsoft.com/office/word/2016/wordml/cid" xmlns:w16="http://schemas.microsoft.com/office/word/2018/wordml" xmlns:w16du="http://schemas.microsoft.com/office/word/2023/wordml/word16du" xmlns:w16sdtdh="http://schemas.microsoft.com/office/word/2020/wordml/sdtdatahash" xmlns:w16sdtfl="http://schemas.microsoft.com/office/word/2024/wordml/sdtformatlock" xmlns:w16se="http://schemas.microsoft.com/office/word/2015/wordml/symex" xmlns:wpg="http://schemas.microsoft.com/office/word/2010/wordprocessingGroup" xmlns:wpi="http://schemas.microsoft.com/office/word/2010/wordprocessingInk" xmlns:wne="http://schemas.microsoft.com/office/word/2006/wordml" xmlns:wps="http://schemas.microsoft.com/office/word/2010/wordprocessingShape" mc:Ignorable="w14 w15 w16se w16cid w16 w16cex w16sdtdh w16sdtfl w16du wp14">
   <w:p>
     <w:pPr>
       <w:pStyle w:val="Header"/>
@@ -2796,7 +3106,7 @@
 </file>
 
 <file path=word/numbering.xml><?xml version="1.0" encoding="utf-8"?>
-<w:numbering xmlns:wpc="http://schemas.microsoft.com/office/word/2010/wordprocessingCanvas" xmlns:cx="http://schemas.microsoft.com/office/drawing/2014/chartex" xmlns:cx1="http://schemas.microsoft.com/office/drawing/2015/9/8/chartex" xmlns:cx2="http://schemas.microsoft.com/office/drawing/2015/10/21/chartex" xmlns:cx3="http://schemas.microsoft.com/office/drawing/2016/5/9/chartex" xmlns:cx4="http://schemas.microsoft.com/office/drawing/2016/5/10/chartex" xmlns:cx5="http://schemas.microsoft.com/office/drawing/2016/5/11/chartex" xmlns:cx6="http://schemas.microsoft.com/office/drawing/2016/5/12/chartex" xmlns:cx7="http://schemas.microsoft.com/office/drawing/2016/5/13/chartex" xmlns:cx8="http://schemas.microsoft.com/office/drawing/2016/5/14/chartex" xmlns:mc="http://schemas.openxmlformats.org/markup-compatibility/2006" xmlns:aink="http://schemas.microsoft.com/office/drawing/2016/ink" xmlns:am3d="http://schemas.microsoft.com/office/drawing/2017/model3d" xmlns:o="urn:schemas-microsoft-com:office:office" xmlns:oel="http://schemas.microsoft.com/office/2019/extlst" xmlns:r="http://schemas.openxmlformats.org/officeDocument/2006/relationships" xmlns:m="http://schemas.openxmlformats.org/officeDocument/2006/math" xmlns:v="urn:schemas-microsoft-com:vml" xmlns:wp14="http://schemas.microsoft.com/office/word/2010/wordprocessingDrawing" xmlns:wp="http://schemas.openxmlformats.org/drawingml/2006/wordprocessingDrawing" xmlns:w10="urn:schemas-microsoft-com:office:word" xmlns:w="http://schemas.openxmlformats.org/wordprocessingml/2006/main" xmlns:w14="http://schemas.microsoft.com/office/word/2010/wordml" xmlns:w15="http://schemas.microsoft.com/office/word/2012/wordml" xmlns:w16cex="http://schemas.microsoft.com/office/word/2018/wordml/cex" xmlns:w16cid="http://schemas.microsoft.com/office/word/2016/wordml/cid" xmlns:w16="http://schemas.microsoft.com/office/word/2018/wordml" xmlns:w16du="http://schemas.microsoft.com/office/word/2023/wordml/word16du" xmlns:w16sdtdh="http://schemas.microsoft.com/office/word/2020/wordml/sdtdatahash" xmlns:w16sdtfl="http://schemas.microsoft.com/office/word/2024/wordml/sdtformatlock" xmlns:w16se="http://schemas.microsoft.com/office/word/2015/wordml/symex" xmlns:wpg="http://schemas.microsoft.com/office/word/2010/wordprocessingGroup" xmlns:wpi="http://schemas.microsoft.com/office/word/2010/wordprocessingInk" xmlns:wne="http://schemas.microsoft.com/office/word/2006/wordml" xmlns:wps="http://schemas.microsoft.com/office/word/2010/wordprocessingShape" mc:Ignorable="w14 w15 w16se w16cid w16 w16cex w16sdtdh w16sdtfl w16du wp14">
+<w:numbering xmlns:wpc="http://schemas.microsoft.com/office/word/2010/wordprocessingCanvas" xmlns:cx="http://schemas.microsoft.com/office/drawing/2014/chartex" xmlns:cx1="http://schemas.microsoft.com/office/drawing/2015/9/8/chartex" xmlns:cx2="http://schemas.microsoft.com/office/drawing/2015/10/21/chartex" xmlns:cx3="http://schemas.microsoft.com/office/drawing/2016/5/9/chartex" xmlns:cx4="http://schemas.microsoft.com/office/drawing/2016/5/10/chartex" xmlns:cx5="http://schemas.microsoft.com/office/drawing/2016/5/11/chartex" xmlns:cx6="http://schemas.microsoft.com/office/drawing/2016/5/12/chartex" xmlns:cx7="http://schemas.microsoft.com/office/drawing/2016/5/13/chartex" xmlns:cx8="http://schemas.microsoft.com/office/drawing/2016/5/14/chartex" xmlns:mc="http://schemas.openxmlformats.org/markup-compatibility/2006" xmlns:aink="http://schemas.microsoft.com/office/drawing/2016/ink" xmlns:am3d="http://schemas.microsoft.com/office/drawing/2017/model3d" xmlns:o="urn:schemas-microsoft-com:office:office" xmlns:oel="http://schemas.microsoft.com/office/2019/extlst" xmlns:r="http://schemas.openxmlformats.org/officeDocument/2006/relationships" xmlns:m="http://schemas.openxmlformats.org/officeDocument/2006/math" xmlns:v="urn:schemas-microsoft-com:vml" xmlns:wp14="http://schemas.microsoft.com/office/word/2010/wordprocessingDrawing" xmlns:wp="http://schemas.openxmlformats.org/drawingml/2006/wordprocessingDrawing" xmlns:w10="urn:schemas-microsoft-com:office:word" xmlns:w="http://schemas.openxmlformats.org/wordprocessingml/2006/main" xmlns:w14="http://schemas.microsoft.com/office/word/2010/wordml" xmlns:w15="http://schemas.microsoft.com/office/word/2012/wordml" xmlns:w16cei="http://schemas.microsoft.com/office/word/2026/wordml/cei" xmlns:w16cex="http://schemas.microsoft.com/office/word/2018/wordml/cex" xmlns:w16cid="http://schemas.microsoft.com/office/word/2016/wordml/cid" xmlns:w16="http://schemas.microsoft.com/office/word/2018/wordml" xmlns:w16du="http://schemas.microsoft.com/office/word/2023/wordml/word16du" xmlns:w16sdtdh="http://schemas.microsoft.com/office/word/2020/wordml/sdtdatahash" xmlns:w16sdtfl="http://schemas.microsoft.com/office/word/2024/wordml/sdtformatlock" xmlns:w16se="http://schemas.microsoft.com/office/word/2015/wordml/symex" xmlns:wpg="http://schemas.microsoft.com/office/word/2010/wordprocessingGroup" xmlns:wpi="http://schemas.microsoft.com/office/word/2010/wordprocessingInk" xmlns:wne="http://schemas.microsoft.com/office/word/2006/wordml" xmlns:wps="http://schemas.microsoft.com/office/word/2010/wordprocessingShape" mc:Ignorable="w14 w15 w16se w16cid w16 w16cex w16sdtdh w16sdtfl w16du wp14">
   <w:abstractNum w:abstractNumId="0" w15:restartNumberingAfterBreak="0">
     <w:nsid w:val="018A31FE"/>
     <w:multiLevelType w:val="multilevel"/>
@@ -8518,6 +8828,7 @@
   <w:style w:type="character" w:default="1" w:styleId="DefaultParagraphFont">
     <w:name w:val="Default Paragraph Font"/>
     <w:uiPriority w:val="1"/>
+    <w:semiHidden/>
     <w:unhideWhenUsed/>
   </w:style>
   <w:style w:type="table" w:default="1" w:styleId="TableNormal">
